--- a/MGSC661_Movie_Regression_Homework.docx
+++ b/MGSC661_Movie_Regression_Homework.docx
@@ -348,7 +348,6 @@
     <w:p>
       <w:pPr>
         <w:rPr>
-          <w:rFonts w:hint="eastAsia"/>
           <w:lang w:eastAsia="zh-CN"/>
         </w:rPr>
       </w:pPr>
